--- a/2 семестр/РОССИЯ/ЛР 2/ППиМИИ ЛР 2.docx
+++ b/2 семестр/РОССИЯ/ЛР 2/ППиМИИ ЛР 2.docx
@@ -229,6 +229,24 @@
         <w:ind w:firstLine="0"/>
         <w:jc w:val="center"/>
       </w:pPr>
+      <w:r>
+        <w:t>по дисциплине</w:t>
+      </w:r>
+    </w:p>
+    <w:p>
+      <w:pPr>
+        <w:ind w:firstLine="0"/>
+        <w:jc w:val="center"/>
+      </w:pPr>
+      <w:r>
+        <w:t>«Парадигмы программирования и методы искусственного интеллекта»</w:t>
+      </w:r>
+    </w:p>
+    <w:p>
+      <w:pPr>
+        <w:ind w:firstLine="0"/>
+        <w:jc w:val="center"/>
+      </w:pPr>
     </w:p>
     <w:p>
       <w:pPr>
@@ -320,6 +338,7 @@
         <w:autoSpaceDN w:val="0"/>
         <w:adjustRightInd w:val="0"/>
         <w:spacing w:line="240" w:lineRule="auto"/>
+        <w:ind w:firstLine="0"/>
         <w:rPr>
           <w:rFonts w:cs="Times New Roman"/>
           <w:bCs/>
@@ -329,22 +348,6 @@
     </w:p>
     <w:p>
       <w:pPr>
-        <w:tabs>
-          <w:tab w:val="left" w:pos="-851"/>
-        </w:tabs>
-        <w:autoSpaceDE w:val="0"/>
-        <w:autoSpaceDN w:val="0"/>
-        <w:adjustRightInd w:val="0"/>
-        <w:spacing w:line="240" w:lineRule="auto"/>
-        <w:rPr>
-          <w:rFonts w:cs="Times New Roman"/>
-          <w:bCs/>
-          <w:szCs w:val="28"/>
-        </w:rPr>
-      </w:pPr>
-    </w:p>
-    <w:p>
-      <w:pPr>
         <w:ind w:firstLine="0"/>
         <w:jc w:val="right"/>
       </w:pPr>
@@ -397,8 +400,11 @@
         <w:t>.</w:t>
       </w:r>
     </w:p>
-    <w:p/>
-    <w:p/>
+    <w:p>
+      <w:pPr>
+        <w:ind w:firstLine="0"/>
+      </w:pPr>
+    </w:p>
     <w:p/>
     <w:p/>
     <w:p>
@@ -464,7 +470,7 @@
         </w:numPr>
       </w:pPr>
       <w:r>
-        <w:t>ЗАДАНИЕ</w:t>
+        <w:t>ПОСТАНОВКА ЗАДАЧИ</w:t>
       </w:r>
     </w:p>
     <w:p>
@@ -633,7 +639,16 @@
       </w:r>
     </w:p>
     <w:p/>
-    <w:p/>
+    <w:p>
+      <w:pPr>
+        <w:spacing w:after="200" w:line="276" w:lineRule="auto"/>
+        <w:ind w:firstLine="0"/>
+        <w:jc w:val="left"/>
+      </w:pPr>
+      <w:r>
+        <w:br w:type="page"/>
+      </w:r>
+    </w:p>
     <w:p>
       <w:pPr>
         <w:pStyle w:val="1"/>
@@ -644,7 +659,7 @@
       </w:pPr>
       <w:r>
         <w:lastRenderedPageBreak/>
-        <w:t>ХОД РАБОТЫ</w:t>
+        <w:t>РЕЗУЛЬТАТЫ ВЫПОЛНЕНИЯ РАБОТЫ</w:t>
       </w:r>
     </w:p>
     <w:p>
@@ -692,11 +707,6 @@
       </w:r>
     </w:p>
     <w:p>
-      <w:pPr>
-        <w:rPr>
-          <w:lang w:val="en-US"/>
-        </w:rPr>
-      </w:pPr>
       <w:r>
         <w:t>В</w:t>
       </w:r>
@@ -829,13 +839,15 @@
         <w:pStyle w:val="af"/>
         <w:rPr>
           <w:noProof/>
+          <w:lang w:val="en-US"/>
         </w:rPr>
       </w:pPr>
       <w:r>
         <w:rPr>
           <w:noProof/>
-        </w:rPr>
-        <w:t>// Одномерный массив (10 элементов)</w:t>
+          <w:lang w:val="en-US"/>
+        </w:rPr>
+        <w:t>// Сумма элементов массива</w:t>
       </w:r>
     </w:p>
     <w:p>
@@ -843,51 +855,15 @@
         <w:pStyle w:val="af"/>
         <w:rPr>
           <w:noProof/>
+          <w:lang w:val="en-US"/>
         </w:rPr>
       </w:pPr>
       <w:r>
         <w:rPr>
           <w:noProof/>
-        </w:rPr>
-        <w:t>let arr = [55, 81, -34, 12, 7, 0, 4, 2003, -2, 6];</w:t>
-      </w:r>
-    </w:p>
-    <w:p>
-      <w:pPr>
-        <w:pStyle w:val="af"/>
-        <w:rPr>
-          <w:noProof/>
-        </w:rPr>
-      </w:pPr>
-    </w:p>
-    <w:p>
-      <w:pPr>
-        <w:pStyle w:val="af"/>
-        <w:rPr>
-          <w:noProof/>
-        </w:rPr>
-      </w:pPr>
-      <w:r>
-        <w:rPr>
-          <w:noProof/>
-        </w:rPr>
-        <w:t>// Сумма элементов массива</w:t>
-      </w:r>
-    </w:p>
-    <w:p>
-      <w:pPr>
-        <w:pStyle w:val="af"/>
-        <w:rPr>
-          <w:noProof/>
-          <w:lang w:val="en-US"/>
-        </w:rPr>
-      </w:pPr>
-      <w:r>
-        <w:rPr>
-          <w:noProof/>
-          <w:lang w:val="en-US"/>
-        </w:rPr>
-        <w:t>let sum = arr.</w:t>
+          <w:lang w:val="en-US"/>
+        </w:rPr>
+        <w:t xml:space="preserve">const </w:t>
       </w:r>
       <w:r>
         <w:rPr>
@@ -896,14 +872,14 @@
           <w:noProof/>
           <w:lang w:val="en-US"/>
         </w:rPr>
-        <w:t>reduce</w:t>
+        <w:t>sumArray</w:t>
       </w:r>
       <w:r>
         <w:rPr>
           <w:noProof/>
           <w:lang w:val="en-US"/>
         </w:rPr>
-        <w:t>(</w:t>
+        <w:t xml:space="preserve"> = array =&gt;</w:t>
       </w:r>
     </w:p>
     <w:p>
@@ -919,7 +895,48 @@
           <w:noProof/>
           <w:lang w:val="en-US"/>
         </w:rPr>
-        <w:t xml:space="preserve">    </w:t>
+        <w:t xml:space="preserve">    array.reduce((sum, value) =&gt; sum + value, 0);</w:t>
+      </w:r>
+    </w:p>
+    <w:p>
+      <w:pPr>
+        <w:pStyle w:val="af"/>
+        <w:rPr>
+          <w:noProof/>
+          <w:lang w:val="en-US"/>
+        </w:rPr>
+      </w:pPr>
+    </w:p>
+    <w:p>
+      <w:pPr>
+        <w:pStyle w:val="af"/>
+        <w:rPr>
+          <w:noProof/>
+          <w:lang w:val="en-US"/>
+        </w:rPr>
+      </w:pPr>
+      <w:r>
+        <w:rPr>
+          <w:noProof/>
+          <w:lang w:val="en-US"/>
+        </w:rPr>
+        <w:t>// Исходный массив</w:t>
+      </w:r>
+    </w:p>
+    <w:p>
+      <w:pPr>
+        <w:pStyle w:val="af"/>
+        <w:rPr>
+          <w:noProof/>
+          <w:lang w:val="en-US"/>
+        </w:rPr>
+      </w:pPr>
+      <w:r>
+        <w:rPr>
+          <w:noProof/>
+          <w:lang w:val="en-US"/>
+        </w:rPr>
+        <w:t xml:space="preserve">const </w:t>
       </w:r>
       <w:r>
         <w:rPr>
@@ -928,86 +945,63 @@
           <w:noProof/>
           <w:lang w:val="en-US"/>
         </w:rPr>
-        <w:t>(acc, value) =&gt; acc + value</w:t>
+        <w:t>array</w:t>
+      </w:r>
+      <w:r>
+        <w:rPr>
+          <w:noProof/>
+          <w:lang w:val="en-US"/>
+        </w:rPr>
+        <w:t xml:space="preserve"> = [55, 81, -34, 12, 7, 0, 4, 2003, -2, 6];</w:t>
+      </w:r>
+    </w:p>
+    <w:p>
+      <w:pPr>
+        <w:pStyle w:val="af"/>
+        <w:rPr>
+          <w:noProof/>
+          <w:lang w:val="en-US"/>
+        </w:rPr>
+      </w:pPr>
+    </w:p>
+    <w:p>
+      <w:pPr>
+        <w:pStyle w:val="af"/>
+        <w:rPr>
+          <w:noProof/>
+          <w:lang w:val="en-US"/>
+        </w:rPr>
+      </w:pPr>
+      <w:r>
+        <w:rPr>
+          <w:noProof/>
+          <w:lang w:val="en-US"/>
+        </w:rPr>
+        <w:t xml:space="preserve">console.log("Сумма элементов массива:", </w:t>
       </w:r>
       <w:r>
         <w:rPr>
           <w:b/>
           <w:bCs/>
           <w:noProof/>
-        </w:rPr>
-        <w:t xml:space="preserve"> </w:t>
+          <w:lang w:val="en-US"/>
+        </w:rPr>
+        <w:t>sumArray</w:t>
       </w:r>
       <w:r>
         <w:rPr>
           <w:noProof/>
           <w:lang w:val="en-US"/>
         </w:rPr>
-        <w:t>,</w:t>
-      </w:r>
-    </w:p>
-    <w:p>
-      <w:pPr>
-        <w:pStyle w:val="af"/>
+        <w:t>(array));</w:t>
+      </w:r>
+    </w:p>
+    <w:p>
+      <w:pPr>
+        <w:ind w:firstLine="0"/>
         <w:rPr>
           <w:noProof/>
-        </w:rPr>
-      </w:pPr>
-      <w:r>
-        <w:rPr>
-          <w:noProof/>
-          <w:lang w:val="en-US"/>
-        </w:rPr>
-        <w:t xml:space="preserve">    </w:t>
-      </w:r>
-      <w:r>
-        <w:rPr>
-          <w:noProof/>
-        </w:rPr>
-        <w:t>0</w:t>
-      </w:r>
-    </w:p>
-    <w:p>
-      <w:pPr>
-        <w:pStyle w:val="af"/>
-        <w:rPr>
-          <w:noProof/>
-        </w:rPr>
-      </w:pPr>
-      <w:r>
-        <w:rPr>
-          <w:noProof/>
-        </w:rPr>
-        <w:t>);</w:t>
-      </w:r>
-    </w:p>
-    <w:p>
-      <w:pPr>
-        <w:pStyle w:val="af"/>
-        <w:rPr>
-          <w:noProof/>
-        </w:rPr>
-      </w:pPr>
-    </w:p>
-    <w:p>
-      <w:pPr>
-        <w:pStyle w:val="af"/>
-        <w:rPr>
-          <w:noProof/>
-        </w:rPr>
-      </w:pPr>
-      <w:r>
-        <w:rPr>
-          <w:noProof/>
-        </w:rPr>
-        <w:t>console.log("Сумма элементов массива: ", sum);</w:t>
-      </w:r>
-    </w:p>
-    <w:p>
-      <w:pPr>
-        <w:ind w:firstLine="0"/>
-        <w:rPr>
-          <w:noProof/>
+          <w:lang w:val="en-US"/>
         </w:rPr>
       </w:pPr>
     </w:p>
@@ -1088,19 +1082,8 @@
         <w:t>Рисунок 4.1 – Запуск первой программы</w:t>
       </w:r>
     </w:p>
-    <w:p>
-      <w:pPr>
-        <w:rPr>
-          <w:lang w:val="en-US"/>
-        </w:rPr>
-      </w:pPr>
-    </w:p>
-    <w:p>
-      <w:pPr>
-        <w:rPr>
-          <w:lang w:val="en-US"/>
-        </w:rPr>
-      </w:pPr>
+    <w:p/>
+    <w:p>
       <w:r>
         <w:lastRenderedPageBreak/>
         <w:t xml:space="preserve">Далее была написана программа на </w:t>
@@ -1145,6 +1128,7 @@
       <w:r>
         <w:t>. Первый помогает отобрать из матрицы все строки, для которых значение вложенной стрелочной функции истинно. Второй нужен чтобы проверить, выполняется ли условие (</w:t>
       </w:r>
+      <w:proofErr w:type="gramStart"/>
       <w:r>
         <w:rPr>
           <w:rFonts w:ascii="Courier New" w:hAnsi="Courier New" w:cs="Courier New"/>
@@ -1156,7 +1140,14 @@
         <w:rPr>
           <w:rFonts w:ascii="Courier New" w:hAnsi="Courier New" w:cs="Courier New"/>
         </w:rPr>
-        <w:t>&lt;0</w:t>
+        <w:t>&lt;</w:t>
+      </w:r>
+      <w:proofErr w:type="gramEnd"/>
+      <w:r>
+        <w:rPr>
+          <w:rFonts w:ascii="Courier New" w:hAnsi="Courier New" w:cs="Courier New"/>
+        </w:rPr>
+        <w:t>0</w:t>
       </w:r>
       <w:r>
         <w:t xml:space="preserve">) </w:t>
@@ -1179,120 +1170,139 @@
         <w:pStyle w:val="af"/>
       </w:pPr>
       <w:r>
-        <w:t>// Двумерный массив (матрица 4</w:t>
-      </w:r>
-      <w:r>
-        <w:rPr>
-          <w:lang w:val="en-US"/>
-        </w:rPr>
-        <w:t>x</w:t>
-      </w:r>
-      <w:r>
-        <w:t>4 = 16 элементов)</w:t>
+        <w:t>// Удаление из матрицы строк с отрицательными элементами</w:t>
       </w:r>
     </w:p>
     <w:p>
       <w:pPr>
         <w:pStyle w:val="af"/>
-      </w:pPr>
-      <w:r>
-        <w:rPr>
-          <w:lang w:val="en-US"/>
-        </w:rPr>
-        <w:t>let</w:t>
-      </w:r>
-      <w:r>
-        <w:t xml:space="preserve"> </w:t>
-      </w:r>
-      <w:r>
-        <w:rPr>
-          <w:lang w:val="en-US"/>
-        </w:rPr>
-        <w:t>matrix</w:t>
-      </w:r>
-      <w:r>
-        <w:t xml:space="preserve"> = [</w:t>
-      </w:r>
-    </w:p>
-    <w:p>
-      <w:pPr>
-        <w:pStyle w:val="af"/>
-      </w:pPr>
-      <w:r>
-        <w:t xml:space="preserve">    [33, 101, 69, 300],</w:t>
-      </w:r>
-    </w:p>
-    <w:p>
-      <w:pPr>
-        <w:pStyle w:val="af"/>
-      </w:pPr>
-      <w:r>
-        <w:t xml:space="preserve">    [911, -1, 993, 0],</w:t>
-      </w:r>
-    </w:p>
-    <w:p>
-      <w:pPr>
-        <w:pStyle w:val="af"/>
-      </w:pPr>
-      <w:r>
-        <w:t xml:space="preserve">    [66, 228, 2007, 555],</w:t>
-      </w:r>
-    </w:p>
-    <w:p>
-      <w:pPr>
-        <w:pStyle w:val="af"/>
-      </w:pPr>
-      <w:r>
-        <w:t xml:space="preserve">    [-13, 77, 1984, 404]</w:t>
-      </w:r>
-    </w:p>
-    <w:p>
-      <w:pPr>
-        <w:pStyle w:val="af"/>
-      </w:pPr>
-      <w:r>
-        <w:t>];</w:t>
-      </w:r>
-    </w:p>
-    <w:p>
-      <w:pPr>
-        <w:pStyle w:val="af"/>
-      </w:pPr>
-    </w:p>
-    <w:p>
-      <w:pPr>
-        <w:pStyle w:val="af"/>
-      </w:pPr>
-      <w:r>
-        <w:t>// Удаление из матрицы строк с отрицательными элементами</w:t>
-      </w:r>
-    </w:p>
-    <w:p>
-      <w:pPr>
-        <w:pStyle w:val="af"/>
-        <w:rPr>
-          <w:lang w:val="en-US"/>
-        </w:rPr>
-      </w:pPr>
-      <w:r>
-        <w:rPr>
-          <w:lang w:val="en-US"/>
-        </w:rPr>
-        <w:t>let positiveMatrix = matrix.</w:t>
-      </w:r>
+        <w:rPr>
+          <w:lang w:val="en-US"/>
+        </w:rPr>
+      </w:pPr>
+      <w:r>
+        <w:rPr>
+          <w:lang w:val="en-US"/>
+        </w:rPr>
+        <w:t xml:space="preserve">const </w:t>
+      </w:r>
+      <w:proofErr w:type="spellStart"/>
       <w:r>
         <w:rPr>
           <w:b/>
           <w:bCs/>
           <w:lang w:val="en-US"/>
         </w:rPr>
-        <w:t>filter</w:t>
-      </w:r>
-      <w:r>
-        <w:rPr>
-          <w:lang w:val="en-US"/>
-        </w:rPr>
-        <w:t xml:space="preserve">(row </w:t>
+        <w:t>filterPositiveRows</w:t>
+      </w:r>
+      <w:proofErr w:type="spellEnd"/>
+      <w:r>
+        <w:rPr>
+          <w:lang w:val="en-US"/>
+        </w:rPr>
+        <w:t xml:space="preserve"> = matrix =&gt;</w:t>
+      </w:r>
+    </w:p>
+    <w:p>
+      <w:pPr>
+        <w:pStyle w:val="af"/>
+        <w:rPr>
+          <w:lang w:val="en-US"/>
+        </w:rPr>
+      </w:pPr>
+      <w:r>
+        <w:rPr>
+          <w:lang w:val="en-US"/>
+        </w:rPr>
+        <w:t xml:space="preserve">    </w:t>
+      </w:r>
+      <w:proofErr w:type="spellStart"/>
+      <w:proofErr w:type="gramStart"/>
+      <w:r>
+        <w:rPr>
+          <w:lang w:val="en-US"/>
+        </w:rPr>
+        <w:t>matrix.filter</w:t>
+      </w:r>
+      <w:proofErr w:type="spellEnd"/>
+      <w:proofErr w:type="gramEnd"/>
+      <w:r>
+        <w:rPr>
+          <w:lang w:val="en-US"/>
+        </w:rPr>
+        <w:t>(row =</w:t>
+      </w:r>
+      <w:proofErr w:type="gramStart"/>
+      <w:r>
+        <w:rPr>
+          <w:lang w:val="en-US"/>
+        </w:rPr>
+        <w:t>&gt; !</w:t>
+      </w:r>
+      <w:proofErr w:type="spellStart"/>
+      <w:r>
+        <w:rPr>
+          <w:lang w:val="en-US"/>
+        </w:rPr>
+        <w:t>row</w:t>
+      </w:r>
+      <w:proofErr w:type="gramEnd"/>
+      <w:r>
+        <w:rPr>
+          <w:lang w:val="en-US"/>
+        </w:rPr>
+        <w:t>.</w:t>
+      </w:r>
+      <w:proofErr w:type="gramStart"/>
+      <w:r>
+        <w:rPr>
+          <w:lang w:val="en-US"/>
+        </w:rPr>
+        <w:t>some</w:t>
+      </w:r>
+      <w:proofErr w:type="spellEnd"/>
+      <w:r>
+        <w:rPr>
+          <w:lang w:val="en-US"/>
+        </w:rPr>
+        <w:t>(</w:t>
+      </w:r>
+      <w:proofErr w:type="gramEnd"/>
+      <w:r>
+        <w:rPr>
+          <w:lang w:val="en-US"/>
+        </w:rPr>
+        <w:t>x =&gt; x &lt; 0));</w:t>
+      </w:r>
+    </w:p>
+    <w:p>
+      <w:pPr>
+        <w:pStyle w:val="af"/>
+        <w:rPr>
+          <w:lang w:val="en-US"/>
+        </w:rPr>
+      </w:pPr>
+    </w:p>
+    <w:p>
+      <w:pPr>
+        <w:pStyle w:val="af"/>
+      </w:pPr>
+      <w:r>
+        <w:t>// Исходная матрица</w:t>
+      </w:r>
+    </w:p>
+    <w:p>
+      <w:pPr>
+        <w:pStyle w:val="af"/>
+      </w:pPr>
+      <w:r>
+        <w:rPr>
+          <w:lang w:val="en-US"/>
+        </w:rPr>
+        <w:t>const</w:t>
+      </w:r>
+      <w:r>
+        <w:t xml:space="preserve"> </w:t>
       </w:r>
       <w:r>
         <w:rPr>
@@ -1300,77 +1310,121 @@
           <w:bCs/>
           <w:lang w:val="en-US"/>
         </w:rPr>
-        <w:t>=&gt;</w:t>
-      </w:r>
-      <w:r>
-        <w:rPr>
-          <w:lang w:val="en-US"/>
-        </w:rPr>
-        <w:t xml:space="preserve"> !row.</w:t>
-      </w:r>
+        <w:t>matrix</w:t>
+      </w:r>
+      <w:r>
+        <w:t xml:space="preserve"> = [</w:t>
+      </w:r>
+    </w:p>
+    <w:p>
+      <w:pPr>
+        <w:pStyle w:val="af"/>
+      </w:pPr>
+      <w:r>
+        <w:t xml:space="preserve">    [33, 101, 69, 300],</w:t>
+      </w:r>
+    </w:p>
+    <w:p>
+      <w:pPr>
+        <w:pStyle w:val="af"/>
+      </w:pPr>
+      <w:r>
+        <w:t xml:space="preserve">    [911, -1, 993, 0],</w:t>
+      </w:r>
+    </w:p>
+    <w:p>
+      <w:pPr>
+        <w:pStyle w:val="af"/>
+      </w:pPr>
+      <w:r>
+        <w:t xml:space="preserve">    [66, 228, 2007, 555],</w:t>
+      </w:r>
+    </w:p>
+    <w:p>
+      <w:pPr>
+        <w:pStyle w:val="af"/>
+      </w:pPr>
+      <w:r>
+        <w:t xml:space="preserve">    [-13, 77, 1984, 404]</w:t>
+      </w:r>
+    </w:p>
+    <w:p>
+      <w:pPr>
+        <w:pStyle w:val="af"/>
+      </w:pPr>
+      <w:r>
+        <w:t>];</w:t>
+      </w:r>
+    </w:p>
+    <w:p>
+      <w:pPr>
+        <w:pStyle w:val="af"/>
+      </w:pPr>
+    </w:p>
+    <w:p>
+      <w:pPr>
+        <w:pStyle w:val="af"/>
+      </w:pPr>
+      <w:proofErr w:type="gramStart"/>
+      <w:r>
+        <w:rPr>
+          <w:lang w:val="en-US"/>
+        </w:rPr>
+        <w:t>console</w:t>
+      </w:r>
+      <w:r>
+        <w:t>.</w:t>
+      </w:r>
+      <w:r>
+        <w:rPr>
+          <w:lang w:val="en-US"/>
+        </w:rPr>
+        <w:t>log</w:t>
+      </w:r>
+      <w:r>
+        <w:t>(</w:t>
+      </w:r>
+      <w:proofErr w:type="gramEnd"/>
+      <w:r>
+        <w:t>"Матрица без строк с отрицательными элементами:");</w:t>
+      </w:r>
+    </w:p>
+    <w:p>
+      <w:pPr>
+        <w:pStyle w:val="af"/>
+        <w:rPr>
+          <w:lang w:val="en-US"/>
+        </w:rPr>
+      </w:pPr>
+      <w:r>
+        <w:rPr>
+          <w:lang w:val="en-US"/>
+        </w:rPr>
+        <w:t>console.log(</w:t>
+      </w:r>
+      <w:proofErr w:type="spellStart"/>
       <w:r>
         <w:rPr>
           <w:b/>
           <w:bCs/>
           <w:lang w:val="en-US"/>
         </w:rPr>
-        <w:t>some</w:t>
-      </w:r>
-      <w:r>
-        <w:rPr>
-          <w:lang w:val="en-US"/>
-        </w:rPr>
-        <w:t>(x =&gt; x &lt; 0));</w:t>
-      </w:r>
-    </w:p>
-    <w:p>
-      <w:pPr>
-        <w:pStyle w:val="af"/>
-        <w:rPr>
-          <w:lang w:val="en-US"/>
-        </w:rPr>
-      </w:pPr>
-    </w:p>
-    <w:p>
-      <w:pPr>
-        <w:pStyle w:val="af"/>
-      </w:pPr>
-      <w:r>
-        <w:rPr>
-          <w:lang w:val="en-US"/>
-        </w:rPr>
-        <w:t>console</w:t>
-      </w:r>
-      <w:r>
-        <w:t>.</w:t>
-      </w:r>
-      <w:r>
-        <w:rPr>
-          <w:lang w:val="en-US"/>
-        </w:rPr>
-        <w:t>log</w:t>
-      </w:r>
-      <w:r>
-        <w:t>("Матрица без строк с отрицательными элементами: ");</w:t>
-      </w:r>
-    </w:p>
-    <w:p>
-      <w:pPr>
-        <w:pStyle w:val="af"/>
-        <w:rPr>
-          <w:lang w:val="en-US"/>
-        </w:rPr>
-      </w:pPr>
-      <w:r>
-        <w:rPr>
-          <w:lang w:val="en-US"/>
-        </w:rPr>
-        <w:t>console.log(positiveMatrix);</w:t>
+        <w:t>filterPositiveRows</w:t>
+      </w:r>
+      <w:proofErr w:type="spellEnd"/>
+      <w:r>
+        <w:rPr>
+          <w:lang w:val="en-US"/>
+        </w:rPr>
+        <w:t>(matrix));</w:t>
       </w:r>
     </w:p>
     <w:p>
       <w:pPr>
         <w:ind w:firstLine="0"/>
+        <w:rPr>
+          <w:lang w:val="en-US"/>
+        </w:rPr>
       </w:pPr>
     </w:p>
     <w:p>
@@ -1556,10 +1610,15 @@
     </w:p>
     <w:p>
       <w:r>
-        <w:t>Сравнение с процедурно-написанными программами из предыдущей работы показало, что функциональное программирование может существенно сократить и упростить код. При нём программист склонен избегать изменчивых состояний, ветвлений</w:t>
-      </w:r>
-      <w:r>
-        <w:t xml:space="preserve"> и неопределённостей. Также это стимулирует изучать и применять встроенные функции и методы ЯП. Процедурный подход позволяет гибче прописывать процесс выполнения программы, делает код более прямолинейным.</w:t>
+        <w:t>Сравнение с программами из предыдущей работы показало, что функциональное программирование может существенно сократить и упростить код. При нём программист склонен избегать изменчивых состояний, ветвлений</w:t>
+      </w:r>
+      <w:r>
+        <w:t xml:space="preserve"> и неопределённостей. Также это стимулирует изучать и применять встроенные функции и методы ЯП. </w:t>
+      </w:r>
+    </w:p>
+    <w:p>
+      <w:r>
+        <w:t>Процедурный подход позволяет гибче прописывать процесс выполнения программы, делает код более прямолинейным.</w:t>
       </w:r>
     </w:p>
     <w:sectPr>
